--- a/docs/HOW_IT_WORKS.docx
+++ b/docs/HOW_IT_WORKS.docx
@@ -1732,7 +1732,97 @@
         <w:pStyle w:val="Heading1"/>
       </w:pPr>
       <w:r>
-        <w:t>11. Glossary</w:t>
+        <w:t>11. Installation</w:t>
+      </w:r>
+    </w:p>
+    <w:p>
+      <w:r>
+        <w:t>Quick start: git clone, pip install -r requirements.txt, python run.py --fetch-models &lt;URL&gt;, python app.py. The --fetch-models command downloads ~105 MB of trained models and verifies SHA-256 checksums. Log in with admin / admin. See the PDF for full installation details and troubleshooting.</w:t>
+      </w:r>
+    </w:p>
+    <w:p>
+      <w:pPr>
+        <w:pStyle w:val="Heading1"/>
+      </w:pPr>
+      <w:r>
+        <w:t>12. Using the App — Step-by-Step Demo</w:t>
+      </w:r>
+    </w:p>
+    <w:p>
+      <w:r>
+        <w:t>Run python run.py --cli export-test-images first. Then:</w:t>
+      </w:r>
+    </w:p>
+    <w:p>
+      <w:pPr>
+        <w:pStyle w:val="ListBullet"/>
+      </w:pPr>
+      <w:r>
+        <w:t>Step 1: Start the app with python app.py (opens http://localhost:8000).</w:t>
+      </w:r>
+    </w:p>
+    <w:p>
+      <w:pPr>
+        <w:pStyle w:val="ListBullet"/>
+      </w:pPr>
+      <w:r>
+        <w:t>Step 2: Log in with admin / admin.</w:t>
+      </w:r>
+    </w:p>
+    <w:p>
+      <w:pPr>
+        <w:pStyle w:val="ListBullet"/>
+      </w:pPr>
+      <w:r>
+        <w:t>Step 3: Home shows the pipeline status and paper citation.</w:t>
+      </w:r>
+    </w:p>
+    <w:p>
+      <w:pPr>
+        <w:pStyle w:val="ListBullet"/>
+      </w:pPr>
+      <w:r>
+        <w:t>Step 4: Preview — pick a test image per class, press Submit, see prediction and Grad-CAM.</w:t>
+      </w:r>
+    </w:p>
+    <w:p>
+      <w:pPr>
+        <w:pStyle w:val="ListBullet"/>
+      </w:pPr>
+      <w:r>
+        <w:t>Step 5: Performance Analysis — accuracy tiles, confusion matrix, ROC curves.</w:t>
+      </w:r>
+    </w:p>
+    <w:p>
+      <w:pPr>
+        <w:pStyle w:val="ListBullet"/>
+      </w:pPr>
+      <w:r>
+        <w:t>Step 6: Chart — training loss and accuracy curves per backbone.</w:t>
+      </w:r>
+    </w:p>
+    <w:p>
+      <w:pPr>
+        <w:pStyle w:val="ListBullet"/>
+      </w:pPr>
+      <w:r>
+        <w:t>Step 7: About — architecture diagram and disclaimer.</w:t>
+      </w:r>
+    </w:p>
+    <w:p>
+      <w:pPr>
+        <w:pStyle w:val="ListBullet"/>
+      </w:pPr>
+      <w:r>
+        <w:t>Step 8: Logout returns to the login screen.</w:t>
+      </w:r>
+    </w:p>
+    <w:p>
+      <w:pPr>
+        <w:pStyle w:val="Heading1"/>
+      </w:pPr>
+      <w:r>
+        <w:t>13. Glossary</w:t>
       </w:r>
     </w:p>
     <w:p>
@@ -1876,7 +1966,7 @@
         <w:pStyle w:val="Heading1"/>
       </w:pPr>
       <w:r>
-        <w:t>12. References</w:t>
+        <w:t>14. References</w:t>
       </w:r>
     </w:p>
     <w:p>

--- a/docs/HOW_IT_WORKS.docx
+++ b/docs/HOW_IT_WORKS.docx
@@ -25,6 +25,17 @@
           <w:sz w:val="28"/>
         </w:rPr>
         <w:t>How It Works — A Non-Technical Guide</w:t>
+      </w:r>
+    </w:p>
+    <w:p>
+      <w:pPr>
+        <w:jc w:val="center"/>
+      </w:pPr>
+      <w:r>
+        <w:rPr>
+          <w:sz w:val="28"/>
+        </w:rPr>
+        <w:t>Divya Reddy</w:t>
       </w:r>
     </w:p>
     <w:p>

--- a/docs/HOW_IT_WORKS.docx
+++ b/docs/HOW_IT_WORKS.docx
@@ -1748,7 +1748,32 @@
     </w:p>
     <w:p>
       <w:r>
-        <w:t>Quick start: git clone, pip install -r requirements.txt, python run.py --fetch-models &lt;URL&gt;, python app.py. The --fetch-models command downloads ~105 MB of trained models and verifies SHA-256 checksums. Log in with admin / admin. See the PDF for full installation details and troubleshooting.</w:t>
+        <w:t>Setup comes in three tiers; Tier 1 is the only one most people need.</w:t>
+      </w:r>
+    </w:p>
+    <w:p>
+      <w:r>
+        <w:t>Tier 1 — Demo in 5 minutes (no Kaggle account): git clone, pip install -r requirements.txt, python run.py --fetch-models, python app.py. --fetch-models pulls ~105 MB of trained models from the release and verifies them against SHA-256 checksums. Log in with admin / admin. The Preview page is already stocked with the 40 bundled demo images, so predictions work immediately.</w:t>
+      </w:r>
+    </w:p>
+    <w:p>
+      <w:r>
+        <w:t>Tier 2 — Full test set (optional, ~6 GB): add a Kaggle API token on the Data page or in ~/.kaggle, press Download, then run python run.py --cli export-test-images.</w:t>
+      </w:r>
+    </w:p>
+    <w:p>
+      <w:r>
+        <w:t>Tier 3 — Retrain (optional, needs Tier 2): notebooks/train_colab.ipynb on a free Colab GPU (~40 min) or python run.py --cli all on CPU (~1.5 h); copy models/ back, then python run.py --cli evaluate.</w:t>
+      </w:r>
+    </w:p>
+    <w:p>
+      <w:r>
+        <w:t>What is where — models/: the trained networks, fetched from the release, not in git. data/demo_images: 40 real held-out test images (10 per class, CC BY 4.0, Aria et al.) that drive the Tier 1 demo. data/sample: 8 synthetic images for the automated tests only. results/: metrics and figures. docs/: the finished deliverables. docs/src: the sources they are generated from.</w:t>
+      </w:r>
+    </w:p>
+    <w:p>
+      <w:r>
+        <w:t>See the PDF for the full command listing and troubleshooting.</w:t>
       </w:r>
     </w:p>
     <w:p>
@@ -1761,7 +1786,7 @@
     </w:p>
     <w:p>
       <w:r>
-        <w:t>Run python run.py --cli export-test-images first. Then:</w:t>
+        <w:t>No preparation needed — after Tier 1 the Preview page already lists the 40 bundled demo images. (If you completed Tier 2, run python run.py --cli export-test-images to demo on the full held-out set instead.) Then:</w:t>
       </w:r>
     </w:p>
     <w:p>

--- a/docs/HOW_IT_WORKS.docx
+++ b/docs/HOW_IT_WORKS.docx
@@ -1753,7 +1753,7 @@
     </w:p>
     <w:p>
       <w:r>
-        <w:t>Tier 1 — Demo in 5 minutes (no Kaggle account): git clone, pip install -r requirements.txt, python run.py --fetch-models, python app.py. --fetch-models pulls ~105 MB of trained models from the release and verifies them against SHA-256 checksums. Log in with admin / admin. The Preview page is already stocked with the 40 bundled demo images, so predictions work immediately.</w:t>
+        <w:t>Tier 1 — Demo in 5 minutes (no Kaggle account, no downloads): git clone, pip install -r requirements.txt, python run.py --fetch-models, python app.py. The trained models ship inside the repository, split across dist/models.zip.part00 and part01 because a single 105 MB file is awkward to store in Git. --fetch-models joins the parts, verifies them against SHA-256 checksums and unpacks them into models/ — entirely offline, in a few seconds. Log in with admin / admin. The Preview page is already stocked with the 40 bundled demo images, so predictions work immediately.</w:t>
       </w:r>
     </w:p>
     <w:p>
@@ -1768,7 +1768,7 @@
     </w:p>
     <w:p>
       <w:r>
-        <w:t>What is where — models/: the trained networks, fetched from the release, not in git. data/demo_images: 40 real held-out test images (10 per class, CC BY 4.0, Aria et al.) that drive the Tier 1 demo. data/sample: 8 synthetic images for the automated tests only. results/: metrics and figures. docs/: the finished deliverables. docs/src: the sources they are generated from.</w:t>
+        <w:t>What is where — models/: the trained networks, unpacked from the bundled dist/models.zip.part00/01. data/demo_images: 40 real held-out test images (10 per class, CC BY 4.0, Aria et al.) that drive the Tier 1 demo. data/sample: 8 synthetic images for the automated tests only. results/: metrics and figures. docs/: the finished deliverables. docs/src: the sources they are generated from.</w:t>
       </w:r>
     </w:p>
     <w:p>

--- a/docs/HOW_IT_WORKS.docx
+++ b/docs/HOW_IT_WORKS.docx
@@ -1167,13 +1167,303 @@
     </w:p>
     <w:p>
       <w:pPr>
+        <w:pStyle w:val="Heading2"/>
+      </w:pPr>
+      <w:r>
+        <w:t>How Sure Is It? (Uncertainty)</w:t>
+      </w:r>
+    </w:p>
+    <w:p>
+      <w:r>
+        <w:t>An accuracy figure describes the system across hundreds of images; it does not say whether to trust one particular answer. So each image is run 30 times with a different random slice of the network switched off each time. If the runs agree the answer is stable; if they scatter, the model is guessing, and the system says so rather than hiding it behind one number.</w:t>
+      </w:r>
+    </w:p>
+    <w:p>
+      <w:r>
+        <w:t>That scatter becomes two numbers. Entropy measures how spread out the averaged answer is (0 = identical every time, 1 = no information). Mutual information isolates the part caused by the runs disagreeing with each other, as opposed to two cell types genuinely looking alike. Each prediction is then labelled HIGH confidence (accept), MEDIUM (review recommended) or LOW (refer to a specialist). The cut-points were set on the validation images only, never on the test images used to report accuracy.</w:t>
+      </w:r>
+    </w:p>
+    <w:tbl>
+      <w:tblPr>
+        <w:tblStyle w:val="LightShading-Accent1"/>
+        <w:tblW w:type="auto" w:w="0"/>
+        <w:tblLook w:firstColumn="1" w:firstRow="1" w:lastColumn="0" w:lastRow="0" w:noHBand="0" w:noVBand="1" w:val="04A0"/>
+      </w:tblPr>
+      <w:tblGrid>
+        <w:gridCol w:w="4320"/>
+        <w:gridCol w:w="4320"/>
+      </w:tblGrid>
+      <w:tr>
+        <w:tc>
+          <w:tcPr>
+            <w:tcW w:type="dxa" w:w="4320"/>
+          </w:tcPr>
+          <w:p>
+            <w:r>
+              <w:t>What was measured</w:t>
+            </w:r>
+          </w:p>
+        </w:tc>
+        <w:tc>
+          <w:tcPr>
+            <w:tcW w:type="dxa" w:w="4320"/>
+          </w:tcPr>
+          <w:p>
+            <w:r>
+              <w:t>Result</w:t>
+            </w:r>
+          </w:p>
+        </w:tc>
+      </w:tr>
+      <w:tr>
+        <w:tc>
+          <w:tcPr>
+            <w:tcW w:type="dxa" w:w="4320"/>
+          </w:tcPr>
+          <w:p>
+            <w:r>
+              <w:t>Images run through 30 passes</w:t>
+            </w:r>
+          </w:p>
+        </w:tc>
+        <w:tc>
+          <w:tcPr>
+            <w:tcW w:type="dxa" w:w="4320"/>
+          </w:tcPr>
+          <w:p>
+            <w:r>
+              <w:t>487</w:t>
+            </w:r>
+          </w:p>
+        </w:tc>
+      </w:tr>
+      <w:tr>
+        <w:tc>
+          <w:tcPr>
+            <w:tcW w:type="dxa" w:w="4320"/>
+          </w:tcPr>
+          <w:p>
+            <w:r>
+              <w:t>Average entropy when right</w:t>
+            </w:r>
+          </w:p>
+        </w:tc>
+        <w:tc>
+          <w:tcPr>
+            <w:tcW w:type="dxa" w:w="4320"/>
+          </w:tcPr>
+          <w:p>
+            <w:r>
+              <w:t>0.084</w:t>
+            </w:r>
+          </w:p>
+        </w:tc>
+      </w:tr>
+      <w:tr>
+        <w:tc>
+          <w:tcPr>
+            <w:tcW w:type="dxa" w:w="4320"/>
+          </w:tcPr>
+          <w:p>
+            <w:r>
+              <w:t>Average entropy when wrong</w:t>
+            </w:r>
+          </w:p>
+        </w:tc>
+        <w:tc>
+          <w:tcPr>
+            <w:tcW w:type="dxa" w:w="4320"/>
+          </w:tcPr>
+          <w:p>
+            <w:r>
+              <w:t>0.467</w:t>
+            </w:r>
+          </w:p>
+        </w:tc>
+      </w:tr>
+      <w:tr>
+        <w:tc>
+          <w:tcPr>
+            <w:tcW w:type="dxa" w:w="4320"/>
+          </w:tcPr>
+          <w:p>
+            <w:r>
+              <w:t>Mistakes flagged for review</w:t>
+            </w:r>
+          </w:p>
+        </w:tc>
+        <w:tc>
+          <w:tcPr>
+            <w:tcW w:type="dxa" w:w="4320"/>
+          </w:tcPr>
+          <w:p>
+            <w:r>
+              <w:t>83% (5 of 6)</w:t>
+            </w:r>
+          </w:p>
+        </w:tc>
+      </w:tr>
+      <w:tr>
+        <w:tc>
+          <w:tcPr>
+            <w:tcW w:type="dxa" w:w="4320"/>
+          </w:tcPr>
+          <w:p>
+            <w:r>
+              <w:t>Correct answers also flagged (the cost)</w:t>
+            </w:r>
+          </w:p>
+        </w:tc>
+        <w:tc>
+          <w:tcPr>
+            <w:tcW w:type="dxa" w:w="4320"/>
+          </w:tcPr>
+          <w:p>
+            <w:r>
+              <w:t>5.6% (27 of 481)</w:t>
+            </w:r>
+          </w:p>
+        </w:tc>
+      </w:tr>
+      <w:tr>
+        <w:tc>
+          <w:tcPr>
+            <w:tcW w:type="dxa" w:w="4320"/>
+          </w:tcPr>
+          <w:p>
+            <w:r>
+              <w:t>Flags: HIGH / MEDIUM / LOW</w:t>
+            </w:r>
+          </w:p>
+        </w:tc>
+        <w:tc>
+          <w:tcPr>
+            <w:tcW w:type="dxa" w:w="4320"/>
+          </w:tcPr>
+          <w:p>
+            <w:r>
+              <w:t>455 / 24 / 8</w:t>
+            </w:r>
+          </w:p>
+        </w:tc>
+      </w:tr>
+    </w:tbl>
+    <w:p>
+      <w:r>
+        <w:t>Read with care: the test set held only 6 mistakes, so the 83% figure rests on 6 cases. The direction is consistent, but the exact percentage would move on a larger sample.</w:t>
+      </w:r>
+    </w:p>
+    <w:p>
+      <w:pPr>
+        <w:jc w:val="center"/>
+      </w:pPr>
+      <w:r>
+        <w:drawing>
+          <wp:inline xmlns:a="http://schemas.openxmlformats.org/drawingml/2006/main" xmlns:pic="http://schemas.openxmlformats.org/drawingml/2006/picture">
+            <wp:extent cx="5029200" cy="3203485"/>
+            <wp:docPr id="4" name="Picture 4"/>
+            <wp:cNvGraphicFramePr>
+              <a:graphicFrameLocks noChangeAspect="1"/>
+            </wp:cNvGraphicFramePr>
+            <a:graphic>
+              <a:graphicData uri="http://schemas.openxmlformats.org/drawingml/2006/picture">
+                <pic:pic>
+                  <pic:nvPicPr>
+                    <pic:cNvPr id="0" name="uncertainty_hist.png"/>
+                    <pic:cNvPicPr/>
+                  </pic:nvPicPr>
+                  <pic:blipFill>
+                    <a:blip r:embed="rId12"/>
+                    <a:stretch>
+                      <a:fillRect/>
+                    </a:stretch>
+                  </pic:blipFill>
+                  <pic:spPr>
+                    <a:xfrm>
+                      <a:off x="0" y="0"/>
+                      <a:ext cx="5029200" cy="3203485"/>
+                    </a:xfrm>
+                    <a:prstGeom prst="rect"/>
+                  </pic:spPr>
+                </pic:pic>
+              </a:graphicData>
+            </a:graphic>
+          </wp:inline>
+        </w:drawing>
+      </w:r>
+    </w:p>
+    <w:p>
+      <w:pPr>
+        <w:jc w:val="center"/>
+      </w:pPr>
+      <w:r>
+        <w:rPr>
+          <w:i/>
+          <w:sz w:val="18"/>
+        </w:rPr>
+        <w:t>Figure 3b. Entropy of correct answers against mistakes, with the two thresholds.</w:t>
+      </w:r>
+    </w:p>
+    <w:p>
+      <w:pPr>
+        <w:jc w:val="center"/>
+      </w:pPr>
+      <w:r>
+        <w:drawing>
+          <wp:inline xmlns:a="http://schemas.openxmlformats.org/drawingml/2006/main" xmlns:pic="http://schemas.openxmlformats.org/drawingml/2006/picture">
+            <wp:extent cx="5029200" cy="4626163"/>
+            <wp:docPr id="5" name="Picture 5"/>
+            <wp:cNvGraphicFramePr>
+              <a:graphicFrameLocks noChangeAspect="1"/>
+            </wp:cNvGraphicFramePr>
+            <a:graphic>
+              <a:graphicData uri="http://schemas.openxmlformats.org/drawingml/2006/picture">
+                <pic:pic>
+                  <pic:nvPicPr>
+                    <pic:cNvPr id="0" name="uncertainty_reliability.png"/>
+                    <pic:cNvPicPr/>
+                  </pic:nvPicPr>
+                  <pic:blipFill>
+                    <a:blip r:embed="rId13"/>
+                    <a:stretch>
+                      <a:fillRect/>
+                    </a:stretch>
+                  </pic:blipFill>
+                  <pic:spPr>
+                    <a:xfrm>
+                      <a:off x="0" y="0"/>
+                      <a:ext cx="5029200" cy="4626163"/>
+                    </a:xfrm>
+                    <a:prstGeom prst="rect"/>
+                  </pic:spPr>
+                </pic:pic>
+              </a:graphicData>
+            </a:graphic>
+          </wp:inline>
+        </w:drawing>
+      </w:r>
+    </w:p>
+    <w:p>
+      <w:pPr>
+        <w:jc w:val="center"/>
+      </w:pPr>
+      <w:r>
+        <w:rPr>
+          <w:i/>
+          <w:sz w:val="18"/>
+        </w:rPr>
+        <w:t>Figure 3c. Stated confidence against actual accuracy.</w:t>
+      </w:r>
+    </w:p>
+    <w:p>
+      <w:pPr>
         <w:jc w:val="center"/>
       </w:pPr>
       <w:r>
         <w:drawing>
           <wp:inline xmlns:a="http://schemas.openxmlformats.org/drawingml/2006/main" xmlns:pic="http://schemas.openxmlformats.org/drawingml/2006/picture">
             <wp:extent cx="5029200" cy="2475484"/>
-            <wp:docPr id="4" name="Picture 4"/>
+            <wp:docPr id="6" name="Picture 6"/>
             <wp:cNvGraphicFramePr>
               <a:graphicFrameLocks noChangeAspect="1"/>
             </wp:cNvGraphicFramePr>
@@ -1185,7 +1475,7 @@
                     <pic:cNvPicPr/>
                   </pic:nvPicPr>
                   <pic:blipFill>
-                    <a:blip r:embed="rId12"/>
+                    <a:blip r:embed="rId14"/>
                     <a:stretch>
                       <a:fillRect/>
                     </a:stretch>
@@ -1224,7 +1514,7 @@
         <w:drawing>
           <wp:inline xmlns:a="http://schemas.openxmlformats.org/drawingml/2006/main" xmlns:pic="http://schemas.openxmlformats.org/drawingml/2006/picture">
             <wp:extent cx="5029200" cy="3126091"/>
-            <wp:docPr id="5" name="Picture 5"/>
+            <wp:docPr id="7" name="Picture 7"/>
             <wp:cNvGraphicFramePr>
               <a:graphicFrameLocks noChangeAspect="1"/>
             </wp:cNvGraphicFramePr>
@@ -1236,7 +1526,7 @@
                     <pic:cNvPicPr/>
                   </pic:nvPicPr>
                   <pic:blipFill>
-                    <a:blip r:embed="rId13"/>
+                    <a:blip r:embed="rId15"/>
                     <a:stretch>
                       <a:fillRect/>
                     </a:stretch>
@@ -1296,7 +1586,7 @@
         <w:drawing>
           <wp:inline xmlns:a="http://schemas.openxmlformats.org/drawingml/2006/main" xmlns:pic="http://schemas.openxmlformats.org/drawingml/2006/picture">
             <wp:extent cx="5029200" cy="4079240"/>
-            <wp:docPr id="6" name="Picture 6"/>
+            <wp:docPr id="8" name="Picture 8"/>
             <wp:cNvGraphicFramePr>
               <a:graphicFrameLocks noChangeAspect="1"/>
             </wp:cNvGraphicFramePr>
@@ -1308,7 +1598,7 @@
                     <pic:cNvPicPr/>
                   </pic:nvPicPr>
                   <pic:blipFill>
-                    <a:blip r:embed="rId14"/>
+                    <a:blip r:embed="rId16"/>
                     <a:stretch>
                       <a:fillRect/>
                     </a:stretch>
@@ -1360,7 +1650,7 @@
         <w:drawing>
           <wp:inline xmlns:a="http://schemas.openxmlformats.org/drawingml/2006/main" xmlns:pic="http://schemas.openxmlformats.org/drawingml/2006/picture">
             <wp:extent cx="5029200" cy="6255068"/>
-            <wp:docPr id="7" name="Picture 7"/>
+            <wp:docPr id="9" name="Picture 9"/>
             <wp:cNvGraphicFramePr>
               <a:graphicFrameLocks noChangeAspect="1"/>
             </wp:cNvGraphicFramePr>
@@ -1372,7 +1662,7 @@
                     <pic:cNvPicPr/>
                   </pic:nvPicPr>
                   <pic:blipFill>
-                    <a:blip r:embed="rId15"/>
+                    <a:blip r:embed="rId17"/>
                     <a:stretch>
                       <a:fillRect/>
                     </a:stretch>
@@ -1424,7 +1714,7 @@
         <w:drawing>
           <wp:inline xmlns:a="http://schemas.openxmlformats.org/drawingml/2006/main" xmlns:pic="http://schemas.openxmlformats.org/drawingml/2006/picture">
             <wp:extent cx="5029200" cy="3646170"/>
-            <wp:docPr id="8" name="Picture 8"/>
+            <wp:docPr id="10" name="Picture 10"/>
             <wp:cNvGraphicFramePr>
               <a:graphicFrameLocks noChangeAspect="1"/>
             </wp:cNvGraphicFramePr>
@@ -1436,7 +1726,7 @@
                     <pic:cNvPicPr/>
                   </pic:nvPicPr>
                   <pic:blipFill>
-                    <a:blip r:embed="rId16"/>
+                    <a:blip r:embed="rId18"/>
                     <a:stretch>
                       <a:fillRect/>
                     </a:stretch>
@@ -1488,7 +1778,7 @@
         <w:drawing>
           <wp:inline xmlns:a="http://schemas.openxmlformats.org/drawingml/2006/main" xmlns:pic="http://schemas.openxmlformats.org/drawingml/2006/picture">
             <wp:extent cx="5029200" cy="11312208"/>
-            <wp:docPr id="9" name="Picture 9"/>
+            <wp:docPr id="11" name="Picture 11"/>
             <wp:cNvGraphicFramePr>
               <a:graphicFrameLocks noChangeAspect="1"/>
             </wp:cNvGraphicFramePr>
@@ -1500,7 +1790,7 @@
                     <pic:cNvPicPr/>
                   </pic:nvPicPr>
                   <pic:blipFill>
-                    <a:blip r:embed="rId17"/>
+                    <a:blip r:embed="rId19"/>
                     <a:stretch>
                       <a:fillRect/>
                     </a:stretch>
@@ -1552,7 +1842,7 @@
         <w:drawing>
           <wp:inline xmlns:a="http://schemas.openxmlformats.org/drawingml/2006/main" xmlns:pic="http://schemas.openxmlformats.org/drawingml/2006/picture">
             <wp:extent cx="5029200" cy="4477385"/>
-            <wp:docPr id="10" name="Picture 10"/>
+            <wp:docPr id="12" name="Picture 12"/>
             <wp:cNvGraphicFramePr>
               <a:graphicFrameLocks noChangeAspect="1"/>
             </wp:cNvGraphicFramePr>
@@ -1564,7 +1854,7 @@
                     <pic:cNvPicPr/>
                   </pic:nvPicPr>
                   <pic:blipFill>
-                    <a:blip r:embed="rId18"/>
+                    <a:blip r:embed="rId20"/>
                     <a:stretch>
                       <a:fillRect/>
                     </a:stretch>
@@ -1616,7 +1906,7 @@
         <w:drawing>
           <wp:inline xmlns:a="http://schemas.openxmlformats.org/drawingml/2006/main" xmlns:pic="http://schemas.openxmlformats.org/drawingml/2006/picture">
             <wp:extent cx="5029200" cy="8322628"/>
-            <wp:docPr id="11" name="Picture 11"/>
+            <wp:docPr id="13" name="Picture 13"/>
             <wp:cNvGraphicFramePr>
               <a:graphicFrameLocks noChangeAspect="1"/>
             </wp:cNvGraphicFramePr>
@@ -1628,7 +1918,7 @@
                     <pic:cNvPicPr/>
                   </pic:nvPicPr>
                   <pic:blipFill>
-                    <a:blip r:embed="rId19"/>
+                    <a:blip r:embed="rId21"/>
                     <a:stretch>
                       <a:fillRect/>
                     </a:stretch>

--- a/docs/HOW_IT_WORKS.docx
+++ b/docs/HOW_IT_WORKS.docx
@@ -2038,12 +2038,32 @@
     </w:p>
     <w:p>
       <w:r>
-        <w:t>Setup comes in three tiers; Tier 1 is the only one most people need.</w:t>
+        <w:t>The simplest way to run this tool needs no commands. The one-page START_HERE.txt in the main folder covers it; this chapter repeats it. No graphics card and no Kaggle account are needed - the trained models are already included.</w:t>
       </w:r>
     </w:p>
     <w:p>
       <w:r>
-        <w:t>Tier 1 — Demo in 5 minutes (no Kaggle account, no downloads): git clone, pip install -r requirements.txt, python run.py --fetch-models, python app.py. The trained models ship inside the repository, split across dist/models.zip.part00 and part01 because a single 105 MB file is awkward to store in Git. --fetch-models joins the parts, verifies them against SHA-256 checksums and unpacks them into models/ — entirely offline, in a few seconds. Log in with admin / admin. The Preview page is already stocked with the 40 bundled demo images, so predictions work immediately.</w:t>
+        <w:t>What you need: a Windows or Mac laptop; internet for the first run; about 4 GB of free memory and 2 GB of free disk space.</w:t>
+      </w:r>
+    </w:p>
+    <w:p>
+      <w:r>
+        <w:t>Setup (first time only): (1) Install Python 3.12 from python.org - on Windows tick "Add Python to PATH" on the first screen. (2) Unzip the folder anywhere. (3) On Windows double-click setup.bat; on a Mac run ./setup.sh. This installs everything and starts the app (about 10-15 minutes the first time, mostly downloading). (4) Your browser opens at http://localhost:8000; log in with admin / admin.</w:t>
+      </w:r>
+    </w:p>
+    <w:p>
+      <w:r>
+        <w:t>Every time after that, double-click run.bat (Windows) or run ./run.sh (Mac). Setup only needs doing once.</w:t>
+      </w:r>
+    </w:p>
+    <w:p>
+      <w:r>
+        <w:t>Troubleshooting: if python "is not recognised" on Windows, reinstall Python and tick "Add Python to PATH". If port 8000 is in use, run python app.py --port 8001 and open http://localhost:8001.</w:t>
+      </w:r>
+    </w:p>
+    <w:p>
+      <w:r>
+        <w:t>From a command line instead, the setup script simply runs: git clone, pip install -r requirements.txt, python run.py --fetch-models, python app.py. The models ship inside the folder as dist/models.zip.part00 and part01; --fetch-models joins and verifies them offline. The Preview page is pre-stocked with the 40 bundled demo images, so predictions work immediately.</w:t>
       </w:r>
     </w:p>
     <w:p>

--- a/docs/HOW_IT_WORKS.docx
+++ b/docs/HOW_IT_WORKS.docx
@@ -13,7 +13,7 @@
           <w:b/>
           <w:sz w:val="48"/>
         </w:rPr>
-        <w:t>Blood Cancer Identification using Hybrid Ensemble Deep Learning</w:t>
+        <w:t>Uncertainty-Aware Hybrid CNN Ensemble for Four-Class Acute Lymphoblastic Leukemia Subtyping with MC Dropout</w:t>
       </w:r>
     </w:p>
     <w:p>
